--- a/zht/docx/171.content.docx
+++ b/zht/docx/171.content.docx
@@ -1858,13 +1858,7 @@
         <w:rPr>
           <w:lang w:val="zh_TW" w:bidi="zh_TW"/>
         </w:rPr>
-        <w:t xml:space="preserve"> </w:t>
-      </w:r>
-      <w:r>
-        <w:rPr>
-          <w:lang w:val="zh_TW" w:bidi="zh_TW"/>
-        </w:rPr>
-        <w:t>亞伯拉罕的懷抱；</w:t>
+        <w:t xml:space="preserve"> 亞伯拉罕的懷抱；</w:t>
       </w:r>
       <w:r>
         <w:rPr>
